--- a/worksheets/PR_L05_WaitingRoom_Worksheet.docx
+++ b/worksheets/PR_L05_WaitingRoom_Worksheet.docx
@@ -1711,7 +1711,7 @@
                       <w:sz w:val="21"/>
                       <w:szCs w:val="21"/>
                     </w:rPr>
-                    <w:t xml:space="preserve">Write a program that counts down to the start of a race, using a while loop.</w:t>
+                    <w:t xml:space="preserve">Count down to the start of a race with a while loop.</w:t>
                   </w:r>
                 </w:p>
               </w:tc>
@@ -1817,7 +1817,7 @@
                       <w:sz w:val="21"/>
                       <w:szCs w:val="21"/>
                     </w:rPr>
-                    <w:t xml:space="preserve">A pond is covered by 1 square metre of weed, and the weed doubles every week. Write a program that works out how many weeks it takes to cover a given area.</w:t>
+                    <w:t xml:space="preserve">Work out how many weeks doubling weed takes to cover a given area.</w:t>
                   </w:r>
                 </w:p>
               </w:tc>
@@ -2491,7 +2491,7 @@
                       <w:sz w:val="21"/>
                       <w:szCs w:val="21"/>
                     </w:rPr>
-                    <w:t xml:space="preserve">Lockers are numbered 1 to 20. Write a program that keeps asking until a locker number in that range is given.</w:t>
+                    <w:t xml:space="preserve">Keep asking until a locker number from 1 to 20 is given.</w:t>
                   </w:r>
                 </w:p>
               </w:tc>
@@ -2597,7 +2597,7 @@
                       <w:sz w:val="21"/>
                       <w:szCs w:val="21"/>
                     </w:rPr>
-                    <w:t xml:space="preserve">Write a program that keeps asking a yes or no question until the answer is one of those two words.</w:t>
+                    <w:t xml:space="preserve">Keep asking until the answer is yes or no.</w:t>
                   </w:r>
                 </w:p>
               </w:tc>
@@ -3271,7 +3271,7 @@
                       <w:sz w:val="21"/>
                       <w:szCs w:val="21"/>
                     </w:rPr>
-                    <w:t xml:space="preserve">A till reads prices in pence until -1 is typed to mean the end of the shopping. Write a program that prints the total.</w:t>
+                    <w:t xml:space="preserve">Total the prices typed in until -1 ends the shopping.</w:t>
                   </w:r>
                 </w:p>
               </w:tc>
@@ -3377,7 +3377,7 @@
                       <w:sz w:val="21"/>
                       <w:szCs w:val="21"/>
                     </w:rPr>
-                    <w:t xml:space="preserve">A weather station reads temperatures until the word end is typed. Write a program that prints the highest temperature read.</w:t>
+                    <w:t xml:space="preserve">Print the highest temperature typed in before the word end.</w:t>
                   </w:r>
                 </w:p>
               </w:tc>
@@ -4051,7 +4051,7 @@
                       <w:sz w:val="21"/>
                       <w:szCs w:val="21"/>
                     </w:rPr>
-                    <w:t xml:space="preserve">Write a program that reads test scores until -1 and reports how many there were and how many of them reached 40.</w:t>
+                    <w:t xml:space="preserve">Count the scores typed in before -1, and how many reached 40.</w:t>
                   </w:r>
                 </w:p>
               </w:tc>
@@ -4157,7 +4157,7 @@
                       <w:sz w:val="21"/>
                       <w:szCs w:val="21"/>
                     </w:rPr>
-                    <w:t xml:space="preserve">Write a program that adds up the digits of a whole number, using a while loop.</w:t>
+                    <w:t xml:space="preserve">Add up the digits of a whole number using a while loop.</w:t>
                   </w:r>
                 </w:p>
               </w:tc>
@@ -4831,7 +4831,7 @@
                       <w:sz w:val="21"/>
                       <w:szCs w:val="21"/>
                     </w:rPr>
-                    <w:t xml:space="preserve">A van is loaded with parcels. The number of parcels is known, but the number of tries at setting a weight limit is not. Write a program that uses the right loop for each job.</w:t>
+                    <w:t xml:space="preserve">Read the parcel weights with a for loop, then the van limit with a while loop.</w:t>
                   </w:r>
                 </w:p>
               </w:tc>
@@ -5505,7 +5505,7 @@
                       <w:sz w:val="21"/>
                       <w:szCs w:val="21"/>
                     </w:rPr>
-                    <w:t xml:space="preserve">Write a guessing helper. The secret number is 37 and the program keeps giving hints until the guess is right.</w:t>
+                    <w:t xml:space="preserve">Give a higher or lower hint until the secret number 37 is guessed.</w:t>
                   </w:r>
                 </w:p>
               </w:tc>
@@ -5611,7 +5611,7 @@
                       <w:sz w:val="21"/>
                       <w:szCs w:val="21"/>
                     </w:rPr>
-                    <w:t xml:space="preserve">A swimming club logs how long each member swam, in minutes, until the word close is typed. Write a program that reports the session.</w:t>
+                    <w:t xml:space="preserve">Print how many swims there were, the total minutes and the longest swim.</w:t>
                   </w:r>
                 </w:p>
               </w:tc>

--- a/worksheets/PR_L05_WaitingRoom_Worksheet.docx
+++ b/worksheets/PR_L05_WaitingRoom_Worksheet.docx
@@ -1711,7 +1711,7 @@
                       <w:sz w:val="21"/>
                       <w:szCs w:val="21"/>
                     </w:rPr>
-                    <w:t xml:space="preserve">Count down to the start of a race with a while loop.</w:t>
+                    <w:t xml:space="preserve">Count down to 1 with a while loop, then print go.</w:t>
                   </w:r>
                 </w:p>
               </w:tc>
@@ -1817,7 +1817,7 @@
                       <w:sz w:val="21"/>
                       <w:szCs w:val="21"/>
                     </w:rPr>
-                    <w:t xml:space="preserve">Work out how many weeks doubling weed takes to cover a given area.</w:t>
+                    <w:t xml:space="preserve">Count how many doublings it takes to reach a target.</w:t>
                   </w:r>
                 </w:p>
               </w:tc>
@@ -2491,7 +2491,7 @@
                       <w:sz w:val="21"/>
                       <w:szCs w:val="21"/>
                     </w:rPr>
-                    <w:t xml:space="preserve">Keep asking until a locker number from 1 to 20 is given.</w:t>
+                    <w:t xml:space="preserve">Keep asking until a number from 1 to 20 is typed.</w:t>
                   </w:r>
                 </w:p>
               </w:tc>
@@ -3271,7 +3271,7 @@
                       <w:sz w:val="21"/>
                       <w:szCs w:val="21"/>
                     </w:rPr>
-                    <w:t xml:space="preserve">Total the prices typed in until -1 ends the shopping.</w:t>
+                    <w:t xml:space="preserve">Total the numbers typed in, stopping at -1.</w:t>
                   </w:r>
                 </w:p>
               </w:tc>
@@ -3377,7 +3377,7 @@
                       <w:sz w:val="21"/>
                       <w:szCs w:val="21"/>
                     </w:rPr>
-                    <w:t xml:space="preserve">Print the highest temperature typed in before the word end.</w:t>
+                    <w:t xml:space="preserve">Print the highest number typed in before the word end.</w:t>
                   </w:r>
                 </w:p>
               </w:tc>
@@ -4051,7 +4051,7 @@
                       <w:sz w:val="21"/>
                       <w:szCs w:val="21"/>
                     </w:rPr>
-                    <w:t xml:space="preserve">Count the scores typed in before -1, and how many reached 40.</w:t>
+                    <w:t xml:space="preserve">Count the numbers typed before -1, and how many reach 40.</w:t>
                   </w:r>
                 </w:p>
               </w:tc>
@@ -4157,7 +4157,7 @@
                       <w:sz w:val="21"/>
                       <w:szCs w:val="21"/>
                     </w:rPr>
-                    <w:t xml:space="preserve">Add up the digits of a whole number using a while loop.</w:t>
+                    <w:t xml:space="preserve">Add up the digits of a whole number with a while loop.</w:t>
                   </w:r>
                 </w:p>
               </w:tc>
@@ -4831,7 +4831,7 @@
                       <w:sz w:val="21"/>
                       <w:szCs w:val="21"/>
                     </w:rPr>
-                    <w:t xml:space="preserve">Read the parcel weights with a for loop, then the van limit with a while loop.</w:t>
+                    <w:t xml:space="preserve">Read the parcels with a for loop, then check limits with while.</w:t>
                   </w:r>
                 </w:p>
               </w:tc>
@@ -5505,7 +5505,7 @@
                       <w:sz w:val="21"/>
                       <w:szCs w:val="21"/>
                     </w:rPr>
-                    <w:t xml:space="preserve">Give a higher or lower hint until the secret number 37 is guessed.</w:t>
+                    <w:t xml:space="preserve">Give a higher or lower hint until 37 is guessed.</w:t>
                   </w:r>
                 </w:p>
               </w:tc>
@@ -5611,7 +5611,7 @@
                       <w:sz w:val="21"/>
                       <w:szCs w:val="21"/>
                     </w:rPr>
-                    <w:t xml:space="preserve">Print how many swims there were, the total minutes and the longest swim.</w:t>
+                    <w:t xml:space="preserve">Print how many swims there were, the total and the longest.</w:t>
                   </w:r>
                 </w:p>
               </w:tc>

--- a/worksheets/PR_L05_WaitingRoom_Worksheet.docx
+++ b/worksheets/PR_L05_WaitingRoom_Worksheet.docx
@@ -4831,7 +4831,7 @@
                       <w:sz w:val="21"/>
                       <w:szCs w:val="21"/>
                     </w:rPr>
-                    <w:t xml:space="preserve">Read the parcels with a for loop, then check limits with while.</w:t>
+                    <w:t xml:space="preserve">Read the parcels the user types in with a for loop, then check the limits with a while loop.</w:t>
                   </w:r>
                 </w:p>
               </w:tc>

--- a/worksheets/PR_L05_WaitingRoom_Worksheet.docx
+++ b/worksheets/PR_L05_WaitingRoom_Worksheet.docx
@@ -1711,7 +1711,7 @@
                       <w:sz w:val="21"/>
                       <w:szCs w:val="21"/>
                     </w:rPr>
-                    <w:t xml:space="preserve">Count down to 1 with a while loop, then print go.</w:t>
+                    <w:t xml:space="preserve">Ask the user for a whole number. Using a while loop, display every number from it down to 1, one on each line, and then display go.</w:t>
                   </w:r>
                 </w:p>
               </w:tc>
@@ -1817,7 +1817,7 @@
                       <w:sz w:val="21"/>
                       <w:szCs w:val="21"/>
                     </w:rPr>
-                    <w:t xml:space="preserve">Count how many doublings it takes to reach a target.</w:t>
+                    <w:t xml:space="preserve">Ask the user for a target. Start a size at 1 in your program, then keep doubling it until it is equal to or greater than the target. Display [number of doublings].</w:t>
                   </w:r>
                 </w:p>
               </w:tc>
@@ -2491,7 +2491,7 @@
                       <w:sz w:val="21"/>
                       <w:szCs w:val="21"/>
                     </w:rPr>
-                    <w:t xml:space="preserve">Keep asking until a number from 1 to 20 is typed.</w:t>
+                    <w:t xml:space="preserve">Keep asking the user for a whole number until one is from 1 to 20. Display out of range for each number refused, then locker [accepted number].</w:t>
                   </w:r>
                 </w:p>
               </w:tc>
@@ -2597,7 +2597,7 @@
                       <w:sz w:val="21"/>
                       <w:szCs w:val="21"/>
                     </w:rPr>
-                    <w:t xml:space="preserve">Keep asking until the answer is yes or no.</w:t>
+                    <w:t xml:space="preserve">Keep asking the user for a word until it is yes or no. Display please answer yes or no for each other word, then accepted [word].</w:t>
                   </w:r>
                 </w:p>
               </w:tc>
@@ -3271,7 +3271,7 @@
                       <w:sz w:val="21"/>
                       <w:szCs w:val="21"/>
                     </w:rPr>
-                    <w:t xml:space="preserve">Total the numbers typed in, stopping at -1.</w:t>
+                    <w:t xml:space="preserve">Ask the user for whole numbers until they type -1, which is the signal to stop and is not added. Display [total] and nothing else.</w:t>
                   </w:r>
                 </w:p>
               </w:tc>
@@ -3377,7 +3377,7 @@
                       <w:sz w:val="21"/>
                       <w:szCs w:val="21"/>
                     </w:rPr>
-                    <w:t xml:space="preserve">Print the highest number typed in before the word end.</w:t>
+                    <w:t xml:space="preserve">Ask the user for whole numbers until they type the word end. Display [highest number typed], or no readings when end is the very first line.</w:t>
                   </w:r>
                 </w:p>
               </w:tc>
@@ -4051,7 +4051,7 @@
                       <w:sz w:val="21"/>
                       <w:szCs w:val="21"/>
                     </w:rPr>
-                    <w:t xml:space="preserve">Count the numbers typed before -1, and how many reach 40.</w:t>
+                    <w:t xml:space="preserve">Ask the user for whole numbers until they type -1. Display [how many numbers were typed], not counting the -1, then [how many of them were 40 or more] on the next line.</w:t>
                   </w:r>
                 </w:p>
               </w:tc>
@@ -4157,7 +4157,7 @@
                       <w:sz w:val="21"/>
                       <w:szCs w:val="21"/>
                     </w:rPr>
-                    <w:t xml:space="preserve">Add up the digits of a whole number with a while loop.</w:t>
+                    <w:t xml:space="preserve">Ask the user for a whole number that is 0 or more. Add up its digits without turning the number into text, and display [total of the digits].</w:t>
                   </w:r>
                 </w:p>
               </w:tc>
@@ -4831,7 +4831,7 @@
                       <w:sz w:val="21"/>
                       <w:szCs w:val="21"/>
                     </w:rPr>
-                    <w:t xml:space="preserve">Read the parcels the user types in with a for loop, then check the limits with a while loop.</w:t>
+                    <w:t xml:space="preserve">Ask the user for how many parcels there are, which may be 0, then read that many weights with a for loop. Then use a while loop to ask for limits until one is not below the heaviest parcel. Display limit too low for each limit refused, then ok.</w:t>
                   </w:r>
                 </w:p>
               </w:tc>
@@ -5505,7 +5505,7 @@
                       <w:sz w:val="21"/>
                       <w:szCs w:val="21"/>
                     </w:rPr>
-                    <w:t xml:space="preserve">Give a higher or lower hint until 37 is guessed.</w:t>
+                    <w:t xml:space="preserve">The secret number is 37, fixed in your program. Keep asking the user for a guess, displaying higher when the guess is below 37 and lower when it is above, then correct when 37 is guessed.</w:t>
                   </w:r>
                 </w:p>
               </w:tc>
@@ -5611,7 +5611,7 @@
                       <w:sz w:val="21"/>
                       <w:szCs w:val="21"/>
                     </w:rPr>
-                    <w:t xml:space="preserve">Print how many swims there were, the total and the longest.</w:t>
+                    <w:t xml:space="preserve">Ask the user for whole numbers of minutes until they type the word close. Display [how many swims], then [total minutes], then [longest swim], one on each line, or just no swimmers when close is the very first line.</w:t>
                   </w:r>
                 </w:p>
               </w:tc>

--- a/worksheets/PR_L05_WaitingRoom_Worksheet.docx
+++ b/worksheets/PR_L05_WaitingRoom_Worksheet.docx
@@ -1711,7 +1711,7 @@
                       <w:sz w:val="21"/>
                       <w:szCs w:val="21"/>
                     </w:rPr>
-                    <w:t xml:space="preserve">Ask the user for a whole number. Using a while loop, display every number from it down to 1, one on each line, and then display go.</w:t>
+                    <w:t xml:space="preserve">Ask the user for a whole number. Using a while loop, display every number from it down to 1, one on each line.</w:t>
                   </w:r>
                 </w:p>
               </w:tc>
@@ -1817,7 +1817,113 @@
                       <w:sz w:val="21"/>
                       <w:szCs w:val="21"/>
                     </w:rPr>
-                    <w:t xml:space="preserve">Ask the user for a target. Start a size at 1 in your program, then keep doubling it until it is equal to or greater than the target. Display [number of doublings].</w:t>
+                    <w:t xml:space="preserve">Ask the user for a whole number. Using a while loop, display every number from it down to 1, one on each line, and then display go on the last line.</w:t>
+                  </w:r>
+                </w:p>
+              </w:tc>
+              <w:tc>
+                <w:tcPr>
+                  <w:tcW w:type="dxa" w:w="3342"/>
+                  <w:tcBorders>
+                    <w:top w:val="single" w:color="B7C2D1" w:sz="4"/>
+                    <w:left w:val="single" w:color="B7C2D1" w:sz="4"/>
+                    <w:bottom w:val="single" w:color="B7C2D1" w:sz="4"/>
+                    <w:right w:val="single" w:color="B7C2D1" w:sz="4"/>
+                  </w:tcBorders>
+                  <w:shd w:fill="FFFFFF" w:color="auto" w:val="clear"/>
+                  <w:tcMar>
+                    <w:top w:type="dxa" w:w="80"/>
+                    <w:left w:type="dxa" w:w="120"/>
+                    <w:bottom w:type="dxa" w:w="80"/>
+                    <w:right w:type="dxa" w:w="120"/>
+                  </w:tcMar>
+                  <w:vAlign w:val="center"/>
+                </w:tcPr>
+                <w:p>
+                  <w:pPr>
+                    <w:spacing w:after="0" w:before="0"/>
+                  </w:pPr>
+                  <w:r>
+                    <w:rPr>
+                      <w:rFonts w:ascii="Arial" w:cs="Arial" w:eastAsia="Arial" w:hAnsi="Arial"/>
+                      <w:b w:val="false"/>
+                      <w:bCs w:val="false"/>
+                      <w:sz w:val="21"/>
+                      <w:szCs w:val="21"/>
+                    </w:rPr>
+                    <w:t xml:space="preserve">2</w:t>
+                  </w:r>
+                </w:p>
+              </w:tc>
+              <w:tc>
+                <w:tcPr>
+                  <w:tcW w:type="dxa" w:w="3342"/>
+                  <w:tcBorders>
+                    <w:top w:val="single" w:color="B7C2D1" w:sz="4"/>
+                    <w:left w:val="single" w:color="B7C2D1" w:sz="4"/>
+                    <w:bottom w:val="single" w:color="B7C2D1" w:sz="4"/>
+                    <w:right w:val="single" w:color="B7C2D1" w:sz="4"/>
+                  </w:tcBorders>
+                  <w:shd w:fill="FFFFFF" w:color="auto" w:val="clear"/>
+                  <w:tcMar>
+                    <w:top w:type="dxa" w:w="80"/>
+                    <w:left w:type="dxa" w:w="120"/>
+                    <w:bottom w:type="dxa" w:w="80"/>
+                    <w:right w:type="dxa" w:w="120"/>
+                  </w:tcMar>
+                  <w:vAlign w:val="center"/>
+                </w:tcPr>
+                <w:p>
+                  <w:pPr>
+                    <w:spacing w:after="0" w:before="0"/>
+                  </w:pPr>
+                  <w:r>
+                    <w:rPr>
+                      <w:rFonts w:ascii="Arial" w:cs="Arial" w:eastAsia="Arial" w:hAnsi="Arial"/>
+                      <w:b w:val="false"/>
+                      <w:bCs w:val="false"/>
+                      <w:sz w:val="21"/>
+                      <w:szCs w:val="21"/>
+                    </w:rPr>
+                    <w:t xml:space="preserve"/>
+                  </w:r>
+                </w:p>
+              </w:tc>
+            </w:tr>
+            <w:tr>
+              <w:trPr>
+                <w:cantSplit/>
+                <w:trHeight w:val="360" w:hRule="atLeast"/>
+              </w:trPr>
+              <w:tc>
+                <w:tcPr>
+                  <w:tcW w:type="dxa" w:w="3342"/>
+                  <w:tcBorders>
+                    <w:top w:val="single" w:color="B7C2D1" w:sz="4"/>
+                    <w:left w:val="single" w:color="B7C2D1" w:sz="4"/>
+                    <w:bottom w:val="single" w:color="B7C2D1" w:sz="4"/>
+                    <w:right w:val="single" w:color="B7C2D1" w:sz="4"/>
+                  </w:tcBorders>
+                  <w:shd w:fill="FFFFFF" w:color="auto" w:val="clear"/>
+                  <w:tcMar>
+                    <w:top w:type="dxa" w:w="80"/>
+                    <w:left w:type="dxa" w:w="120"/>
+                    <w:bottom w:type="dxa" w:w="80"/>
+                    <w:right w:type="dxa" w:w="120"/>
+                  </w:tcMar>
+                  <w:vAlign w:val="center"/>
+                </w:tcPr>
+                <w:p>
+                  <w:pPr>
+                    <w:spacing w:after="0" w:before="0"/>
+                  </w:pPr>
+                  <w:r>
+                    <w:rPr>
+                      <w:rFonts w:ascii="Arial" w:cs="Arial" w:eastAsia="Arial" w:hAnsi="Arial"/>
+                      <w:sz w:val="21"/>
+                      <w:szCs w:val="21"/>
+                    </w:rPr>
+                    <w:t xml:space="preserve">Ask the user for two whole numbers, the second never smaller than the first. Using a while loop, display every number from the first to the second, both included, one on each line.</w:t>
                   </w:r>
                 </w:p>
               </w:tc>
@@ -2491,7 +2597,7 @@
                       <w:sz w:val="21"/>
                       <w:szCs w:val="21"/>
                     </w:rPr>
-                    <w:t xml:space="preserve">Keep asking the user for a whole number until one is from 1 to 20. Display out of range for each number refused, then locker [accepted number].</w:t>
+                    <w:t xml:space="preserve">Keep asking the user for a whole number until one of them is 10 or more. Display too small for each number refused, then [the accepted number] on a line of its own.</w:t>
                   </w:r>
                 </w:p>
               </w:tc>
@@ -2525,7 +2631,7 @@
                       <w:sz w:val="21"/>
                       <w:szCs w:val="21"/>
                     </w:rPr>
-                    <w:t xml:space="preserve">3</w:t>
+                    <w:t xml:space="preserve">2</w:t>
                   </w:r>
                 </w:p>
               </w:tc>
@@ -2597,7 +2703,113 @@
                       <w:sz w:val="21"/>
                       <w:szCs w:val="21"/>
                     </w:rPr>
-                    <w:t xml:space="preserve">Keep asking the user for a word until it is yes or no. Display please answer yes or no for each other word, then accepted [word].</w:t>
+                    <w:t xml:space="preserve">Keep asking the user for a whole number until one of them is from 1 to 20. Display out of range for each number refused, then [the accepted number] on a line of its own.</w:t>
+                  </w:r>
+                </w:p>
+              </w:tc>
+              <w:tc>
+                <w:tcPr>
+                  <w:tcW w:type="dxa" w:w="3342"/>
+                  <w:tcBorders>
+                    <w:top w:val="single" w:color="B7C2D1" w:sz="4"/>
+                    <w:left w:val="single" w:color="B7C2D1" w:sz="4"/>
+                    <w:bottom w:val="single" w:color="B7C2D1" w:sz="4"/>
+                    <w:right w:val="single" w:color="B7C2D1" w:sz="4"/>
+                  </w:tcBorders>
+                  <w:shd w:fill="FFFFFF" w:color="auto" w:val="clear"/>
+                  <w:tcMar>
+                    <w:top w:type="dxa" w:w="80"/>
+                    <w:left w:type="dxa" w:w="120"/>
+                    <w:bottom w:type="dxa" w:w="80"/>
+                    <w:right w:type="dxa" w:w="120"/>
+                  </w:tcMar>
+                  <w:vAlign w:val="center"/>
+                </w:tcPr>
+                <w:p>
+                  <w:pPr>
+                    <w:spacing w:after="0" w:before="0"/>
+                  </w:pPr>
+                  <w:r>
+                    <w:rPr>
+                      <w:rFonts w:ascii="Arial" w:cs="Arial" w:eastAsia="Arial" w:hAnsi="Arial"/>
+                      <w:b w:val="false"/>
+                      <w:bCs w:val="false"/>
+                      <w:sz w:val="21"/>
+                      <w:szCs w:val="21"/>
+                    </w:rPr>
+                    <w:t xml:space="preserve">3</w:t>
+                  </w:r>
+                </w:p>
+              </w:tc>
+              <w:tc>
+                <w:tcPr>
+                  <w:tcW w:type="dxa" w:w="3342"/>
+                  <w:tcBorders>
+                    <w:top w:val="single" w:color="B7C2D1" w:sz="4"/>
+                    <w:left w:val="single" w:color="B7C2D1" w:sz="4"/>
+                    <w:bottom w:val="single" w:color="B7C2D1" w:sz="4"/>
+                    <w:right w:val="single" w:color="B7C2D1" w:sz="4"/>
+                  </w:tcBorders>
+                  <w:shd w:fill="FFFFFF" w:color="auto" w:val="clear"/>
+                  <w:tcMar>
+                    <w:top w:type="dxa" w:w="80"/>
+                    <w:left w:type="dxa" w:w="120"/>
+                    <w:bottom w:type="dxa" w:w="80"/>
+                    <w:right w:type="dxa" w:w="120"/>
+                  </w:tcMar>
+                  <w:vAlign w:val="center"/>
+                </w:tcPr>
+                <w:p>
+                  <w:pPr>
+                    <w:spacing w:after="0" w:before="0"/>
+                  </w:pPr>
+                  <w:r>
+                    <w:rPr>
+                      <w:rFonts w:ascii="Arial" w:cs="Arial" w:eastAsia="Arial" w:hAnsi="Arial"/>
+                      <w:b w:val="false"/>
+                      <w:bCs w:val="false"/>
+                      <w:sz w:val="21"/>
+                      <w:szCs w:val="21"/>
+                    </w:rPr>
+                    <w:t xml:space="preserve"/>
+                  </w:r>
+                </w:p>
+              </w:tc>
+            </w:tr>
+            <w:tr>
+              <w:trPr>
+                <w:cantSplit/>
+                <w:trHeight w:val="360" w:hRule="atLeast"/>
+              </w:trPr>
+              <w:tc>
+                <w:tcPr>
+                  <w:tcW w:type="dxa" w:w="3342"/>
+                  <w:tcBorders>
+                    <w:top w:val="single" w:color="B7C2D1" w:sz="4"/>
+                    <w:left w:val="single" w:color="B7C2D1" w:sz="4"/>
+                    <w:bottom w:val="single" w:color="B7C2D1" w:sz="4"/>
+                    <w:right w:val="single" w:color="B7C2D1" w:sz="4"/>
+                  </w:tcBorders>
+                  <w:shd w:fill="FFFFFF" w:color="auto" w:val="clear"/>
+                  <w:tcMar>
+                    <w:top w:type="dxa" w:w="80"/>
+                    <w:left w:type="dxa" w:w="120"/>
+                    <w:bottom w:type="dxa" w:w="80"/>
+                    <w:right w:type="dxa" w:w="120"/>
+                  </w:tcMar>
+                  <w:vAlign w:val="center"/>
+                </w:tcPr>
+                <w:p>
+                  <w:pPr>
+                    <w:spacing w:after="0" w:before="0"/>
+                  </w:pPr>
+                  <w:r>
+                    <w:rPr>
+                      <w:rFonts w:ascii="Arial" w:cs="Arial" w:eastAsia="Arial" w:hAnsi="Arial"/>
+                      <w:sz w:val="21"/>
+                      <w:szCs w:val="21"/>
+                    </w:rPr>
+                    <w:t xml:space="preserve">Keep asking the user for a word until it is yes or no. Display please answer yes or no for each other word, then [the accepted word] on a line of its own.</w:t>
                   </w:r>
                 </w:p>
               </w:tc>
@@ -3271,7 +3483,7 @@
                       <w:sz w:val="21"/>
                       <w:szCs w:val="21"/>
                     </w:rPr>
-                    <w:t xml:space="preserve">Ask the user for whole numbers until they type -1, which is the signal to stop and is not added. Display [total] and nothing else.</w:t>
+                    <w:t xml:space="preserve">Ask the user for whole numbers until they type -1, which is the signal to stop. Display each number as it is typed, one on each line, and do not display the -1.</w:t>
                   </w:r>
                 </w:p>
               </w:tc>
@@ -3305,7 +3517,7 @@
                       <w:sz w:val="21"/>
                       <w:szCs w:val="21"/>
                     </w:rPr>
-                    <w:t xml:space="preserve">3</w:t>
+                    <w:t xml:space="preserve">2</w:t>
                   </w:r>
                 </w:p>
               </w:tc>
@@ -3377,7 +3589,7 @@
                       <w:sz w:val="21"/>
                       <w:szCs w:val="21"/>
                     </w:rPr>
-                    <w:t xml:space="preserve">Ask the user for whole numbers until they type the word end. Display [highest number typed], or no readings when end is the very first line.</w:t>
+                    <w:t xml:space="preserve">Ask the user for whole numbers until they type -1, which is the signal to stop and is not added. Display [the total] and nothing else.</w:t>
                   </w:r>
                 </w:p>
               </w:tc>
@@ -3411,7 +3623,113 @@
                       <w:sz w:val="21"/>
                       <w:szCs w:val="21"/>
                     </w:rPr>
-                    <w:t xml:space="preserve">4</w:t>
+                    <w:t xml:space="preserve">3</w:t>
+                  </w:r>
+                </w:p>
+              </w:tc>
+              <w:tc>
+                <w:tcPr>
+                  <w:tcW w:type="dxa" w:w="3342"/>
+                  <w:tcBorders>
+                    <w:top w:val="single" w:color="B7C2D1" w:sz="4"/>
+                    <w:left w:val="single" w:color="B7C2D1" w:sz="4"/>
+                    <w:bottom w:val="single" w:color="B7C2D1" w:sz="4"/>
+                    <w:right w:val="single" w:color="B7C2D1" w:sz="4"/>
+                  </w:tcBorders>
+                  <w:shd w:fill="FFFFFF" w:color="auto" w:val="clear"/>
+                  <w:tcMar>
+                    <w:top w:type="dxa" w:w="80"/>
+                    <w:left w:type="dxa" w:w="120"/>
+                    <w:bottom w:type="dxa" w:w="80"/>
+                    <w:right w:type="dxa" w:w="120"/>
+                  </w:tcMar>
+                  <w:vAlign w:val="center"/>
+                </w:tcPr>
+                <w:p>
+                  <w:pPr>
+                    <w:spacing w:after="0" w:before="0"/>
+                  </w:pPr>
+                  <w:r>
+                    <w:rPr>
+                      <w:rFonts w:ascii="Arial" w:cs="Arial" w:eastAsia="Arial" w:hAnsi="Arial"/>
+                      <w:b w:val="false"/>
+                      <w:bCs w:val="false"/>
+                      <w:sz w:val="21"/>
+                      <w:szCs w:val="21"/>
+                    </w:rPr>
+                    <w:t xml:space="preserve"/>
+                  </w:r>
+                </w:p>
+              </w:tc>
+            </w:tr>
+            <w:tr>
+              <w:trPr>
+                <w:cantSplit/>
+                <w:trHeight w:val="360" w:hRule="atLeast"/>
+              </w:trPr>
+              <w:tc>
+                <w:tcPr>
+                  <w:tcW w:type="dxa" w:w="3342"/>
+                  <w:tcBorders>
+                    <w:top w:val="single" w:color="B7C2D1" w:sz="4"/>
+                    <w:left w:val="single" w:color="B7C2D1" w:sz="4"/>
+                    <w:bottom w:val="single" w:color="B7C2D1" w:sz="4"/>
+                    <w:right w:val="single" w:color="B7C2D1" w:sz="4"/>
+                  </w:tcBorders>
+                  <w:shd w:fill="FFFFFF" w:color="auto" w:val="clear"/>
+                  <w:tcMar>
+                    <w:top w:type="dxa" w:w="80"/>
+                    <w:left w:type="dxa" w:w="120"/>
+                    <w:bottom w:type="dxa" w:w="80"/>
+                    <w:right w:type="dxa" w:w="120"/>
+                  </w:tcMar>
+                  <w:vAlign w:val="center"/>
+                </w:tcPr>
+                <w:p>
+                  <w:pPr>
+                    <w:spacing w:after="0" w:before="0"/>
+                  </w:pPr>
+                  <w:r>
+                    <w:rPr>
+                      <w:rFonts w:ascii="Arial" w:cs="Arial" w:eastAsia="Arial" w:hAnsi="Arial"/>
+                      <w:sz w:val="21"/>
+                      <w:szCs w:val="21"/>
+                    </w:rPr>
+                    <w:t xml:space="preserve">Ask the user for whole numbers until they type the word end, which is the signal to stop. Display [the total] and nothing else.</w:t>
+                  </w:r>
+                </w:p>
+              </w:tc>
+              <w:tc>
+                <w:tcPr>
+                  <w:tcW w:type="dxa" w:w="3342"/>
+                  <w:tcBorders>
+                    <w:top w:val="single" w:color="B7C2D1" w:sz="4"/>
+                    <w:left w:val="single" w:color="B7C2D1" w:sz="4"/>
+                    <w:bottom w:val="single" w:color="B7C2D1" w:sz="4"/>
+                    <w:right w:val="single" w:color="B7C2D1" w:sz="4"/>
+                  </w:tcBorders>
+                  <w:shd w:fill="FFFFFF" w:color="auto" w:val="clear"/>
+                  <w:tcMar>
+                    <w:top w:type="dxa" w:w="80"/>
+                    <w:left w:type="dxa" w:w="120"/>
+                    <w:bottom w:type="dxa" w:w="80"/>
+                    <w:right w:type="dxa" w:w="120"/>
+                  </w:tcMar>
+                  <w:vAlign w:val="center"/>
+                </w:tcPr>
+                <w:p>
+                  <w:pPr>
+                    <w:spacing w:after="0" w:before="0"/>
+                  </w:pPr>
+                  <w:r>
+                    <w:rPr>
+                      <w:rFonts w:ascii="Arial" w:cs="Arial" w:eastAsia="Arial" w:hAnsi="Arial"/>
+                      <w:b w:val="false"/>
+                      <w:bCs w:val="false"/>
+                      <w:sz w:val="21"/>
+                      <w:szCs w:val="21"/>
+                    </w:rPr>
+                    <w:t xml:space="preserve">3</w:t>
                   </w:r>
                 </w:p>
               </w:tc>
@@ -4051,7 +4369,7 @@
                       <w:sz w:val="21"/>
                       <w:szCs w:val="21"/>
                     </w:rPr>
-                    <w:t xml:space="preserve">Ask the user for whole numbers until they type -1. Display [how many numbers were typed], not counting the -1, then [how many of them were 40 or more] on the next line.</w:t>
+                    <w:t xml:space="preserve">Ask the user for whole numbers until they type -1. Display [how many numbers were typed], not counting the -1, and nothing else.</w:t>
                   </w:r>
                 </w:p>
               </w:tc>
@@ -4085,7 +4403,7 @@
                       <w:sz w:val="21"/>
                       <w:szCs w:val="21"/>
                     </w:rPr>
-                    <w:t xml:space="preserve">4</w:t>
+                    <w:t xml:space="preserve">2</w:t>
                   </w:r>
                 </w:p>
               </w:tc>
@@ -4157,7 +4475,7 @@
                       <w:sz w:val="21"/>
                       <w:szCs w:val="21"/>
                     </w:rPr>
-                    <w:t xml:space="preserve">Ask the user for a whole number that is 0 or more. Add up its digits without turning the number into text, and display [total of the digits].</w:t>
+                    <w:t xml:space="preserve">Ask the user for whole numbers until they type -1. Display [how many of them are 40 or more] and nothing else.</w:t>
                   </w:r>
                 </w:p>
               </w:tc>
@@ -4191,7 +4509,113 @@
                       <w:sz w:val="21"/>
                       <w:szCs w:val="21"/>
                     </w:rPr>
-                    <w:t xml:space="preserve">4</w:t>
+                    <w:t xml:space="preserve">3</w:t>
+                  </w:r>
+                </w:p>
+              </w:tc>
+              <w:tc>
+                <w:tcPr>
+                  <w:tcW w:type="dxa" w:w="3342"/>
+                  <w:tcBorders>
+                    <w:top w:val="single" w:color="B7C2D1" w:sz="4"/>
+                    <w:left w:val="single" w:color="B7C2D1" w:sz="4"/>
+                    <w:bottom w:val="single" w:color="B7C2D1" w:sz="4"/>
+                    <w:right w:val="single" w:color="B7C2D1" w:sz="4"/>
+                  </w:tcBorders>
+                  <w:shd w:fill="FFFFFF" w:color="auto" w:val="clear"/>
+                  <w:tcMar>
+                    <w:top w:type="dxa" w:w="80"/>
+                    <w:left w:type="dxa" w:w="120"/>
+                    <w:bottom w:type="dxa" w:w="80"/>
+                    <w:right w:type="dxa" w:w="120"/>
+                  </w:tcMar>
+                  <w:vAlign w:val="center"/>
+                </w:tcPr>
+                <w:p>
+                  <w:pPr>
+                    <w:spacing w:after="0" w:before="0"/>
+                  </w:pPr>
+                  <w:r>
+                    <w:rPr>
+                      <w:rFonts w:ascii="Arial" w:cs="Arial" w:eastAsia="Arial" w:hAnsi="Arial"/>
+                      <w:b w:val="false"/>
+                      <w:bCs w:val="false"/>
+                      <w:sz w:val="21"/>
+                      <w:szCs w:val="21"/>
+                    </w:rPr>
+                    <w:t xml:space="preserve"/>
+                  </w:r>
+                </w:p>
+              </w:tc>
+            </w:tr>
+            <w:tr>
+              <w:trPr>
+                <w:cantSplit/>
+                <w:trHeight w:val="360" w:hRule="atLeast"/>
+              </w:trPr>
+              <w:tc>
+                <w:tcPr>
+                  <w:tcW w:type="dxa" w:w="3342"/>
+                  <w:tcBorders>
+                    <w:top w:val="single" w:color="B7C2D1" w:sz="4"/>
+                    <w:left w:val="single" w:color="B7C2D1" w:sz="4"/>
+                    <w:bottom w:val="single" w:color="B7C2D1" w:sz="4"/>
+                    <w:right w:val="single" w:color="B7C2D1" w:sz="4"/>
+                  </w:tcBorders>
+                  <w:shd w:fill="FFFFFF" w:color="auto" w:val="clear"/>
+                  <w:tcMar>
+                    <w:top w:type="dxa" w:w="80"/>
+                    <w:left w:type="dxa" w:w="120"/>
+                    <w:bottom w:type="dxa" w:w="80"/>
+                    <w:right w:type="dxa" w:w="120"/>
+                  </w:tcMar>
+                  <w:vAlign w:val="center"/>
+                </w:tcPr>
+                <w:p>
+                  <w:pPr>
+                    <w:spacing w:after="0" w:before="0"/>
+                  </w:pPr>
+                  <w:r>
+                    <w:rPr>
+                      <w:rFonts w:ascii="Arial" w:cs="Arial" w:eastAsia="Arial" w:hAnsi="Arial"/>
+                      <w:sz w:val="21"/>
+                      <w:szCs w:val="21"/>
+                    </w:rPr>
+                    <w:t xml:space="preserve">Ask the user for whole numbers until they type -1. Display [how many numbers were typed], not counting the -1, then [how many of them are 40 or more] on the next line.</w:t>
+                  </w:r>
+                </w:p>
+              </w:tc>
+              <w:tc>
+                <w:tcPr>
+                  <w:tcW w:type="dxa" w:w="3342"/>
+                  <w:tcBorders>
+                    <w:top w:val="single" w:color="B7C2D1" w:sz="4"/>
+                    <w:left w:val="single" w:color="B7C2D1" w:sz="4"/>
+                    <w:bottom w:val="single" w:color="B7C2D1" w:sz="4"/>
+                    <w:right w:val="single" w:color="B7C2D1" w:sz="4"/>
+                  </w:tcBorders>
+                  <w:shd w:fill="FFFFFF" w:color="auto" w:val="clear"/>
+                  <w:tcMar>
+                    <w:top w:type="dxa" w:w="80"/>
+                    <w:left w:type="dxa" w:w="120"/>
+                    <w:bottom w:type="dxa" w:w="80"/>
+                    <w:right w:type="dxa" w:w="120"/>
+                  </w:tcMar>
+                  <w:vAlign w:val="center"/>
+                </w:tcPr>
+                <w:p>
+                  <w:pPr>
+                    <w:spacing w:after="0" w:before="0"/>
+                  </w:pPr>
+                  <w:r>
+                    <w:rPr>
+                      <w:rFonts w:ascii="Arial" w:cs="Arial" w:eastAsia="Arial" w:hAnsi="Arial"/>
+                      <w:b w:val="false"/>
+                      <w:bCs w:val="false"/>
+                      <w:sz w:val="21"/>
+                      <w:szCs w:val="21"/>
+                    </w:rPr>
+                    <w:t xml:space="preserve">3</w:t>
                   </w:r>
                 </w:p>
               </w:tc>
@@ -4831,7 +5255,7 @@
                       <w:sz w:val="21"/>
                       <w:szCs w:val="21"/>
                     </w:rPr>
-                    <w:t xml:space="preserve">Ask the user for how many parcels there are, which may be 0, then read that many weights with a for loop. Then use a while loop to ask for limits until one is not below the heaviest parcel. Display limit too low for each limit refused, then ok.</w:t>
+                    <w:t xml:space="preserve">Ask the user for a whole number. Start a value at 1 in your program, then keep doubling it until it is equal to or greater than that number. Display [how many doublings were needed] and nothing else.</w:t>
                   </w:r>
                 </w:p>
               </w:tc>
@@ -4865,7 +5289,219 @@
                       <w:sz w:val="21"/>
                       <w:szCs w:val="21"/>
                     </w:rPr>
-                    <w:t xml:space="preserve">5</w:t>
+                    <w:t xml:space="preserve">2</w:t>
+                  </w:r>
+                </w:p>
+              </w:tc>
+              <w:tc>
+                <w:tcPr>
+                  <w:tcW w:type="dxa" w:w="3342"/>
+                  <w:tcBorders>
+                    <w:top w:val="single" w:color="B7C2D1" w:sz="4"/>
+                    <w:left w:val="single" w:color="B7C2D1" w:sz="4"/>
+                    <w:bottom w:val="single" w:color="B7C2D1" w:sz="4"/>
+                    <w:right w:val="single" w:color="B7C2D1" w:sz="4"/>
+                  </w:tcBorders>
+                  <w:shd w:fill="FFFFFF" w:color="auto" w:val="clear"/>
+                  <w:tcMar>
+                    <w:top w:type="dxa" w:w="80"/>
+                    <w:left w:type="dxa" w:w="120"/>
+                    <w:bottom w:type="dxa" w:w="80"/>
+                    <w:right w:type="dxa" w:w="120"/>
+                  </w:tcMar>
+                  <w:vAlign w:val="center"/>
+                </w:tcPr>
+                <w:p>
+                  <w:pPr>
+                    <w:spacing w:after="0" w:before="0"/>
+                  </w:pPr>
+                  <w:r>
+                    <w:rPr>
+                      <w:rFonts w:ascii="Arial" w:cs="Arial" w:eastAsia="Arial" w:hAnsi="Arial"/>
+                      <w:b w:val="false"/>
+                      <w:bCs w:val="false"/>
+                      <w:sz w:val="21"/>
+                      <w:szCs w:val="21"/>
+                    </w:rPr>
+                    <w:t xml:space="preserve"/>
+                  </w:r>
+                </w:p>
+              </w:tc>
+            </w:tr>
+            <w:tr>
+              <w:trPr>
+                <w:cantSplit/>
+                <w:trHeight w:val="360" w:hRule="atLeast"/>
+              </w:trPr>
+              <w:tc>
+                <w:tcPr>
+                  <w:tcW w:type="dxa" w:w="3342"/>
+                  <w:tcBorders>
+                    <w:top w:val="single" w:color="B7C2D1" w:sz="4"/>
+                    <w:left w:val="single" w:color="B7C2D1" w:sz="4"/>
+                    <w:bottom w:val="single" w:color="B7C2D1" w:sz="4"/>
+                    <w:right w:val="single" w:color="B7C2D1" w:sz="4"/>
+                  </w:tcBorders>
+                  <w:shd w:fill="FFFFFF" w:color="auto" w:val="clear"/>
+                  <w:tcMar>
+                    <w:top w:type="dxa" w:w="80"/>
+                    <w:left w:type="dxa" w:w="120"/>
+                    <w:bottom w:type="dxa" w:w="80"/>
+                    <w:right w:type="dxa" w:w="120"/>
+                  </w:tcMar>
+                  <w:vAlign w:val="center"/>
+                </w:tcPr>
+                <w:p>
+                  <w:pPr>
+                    <w:spacing w:after="0" w:before="0"/>
+                  </w:pPr>
+                  <w:r>
+                    <w:rPr>
+                      <w:rFonts w:ascii="Arial" w:cs="Arial" w:eastAsia="Arial" w:hAnsi="Arial"/>
+                      <w:sz w:val="21"/>
+                      <w:szCs w:val="21"/>
+                    </w:rPr>
+                    <w:t xml:space="preserve">Ask the user for how many numbers there are, then for that many whole numbers, using a for loop. Display [the largest of them] and nothing else.</w:t>
+                  </w:r>
+                </w:p>
+              </w:tc>
+              <w:tc>
+                <w:tcPr>
+                  <w:tcW w:type="dxa" w:w="3342"/>
+                  <w:tcBorders>
+                    <w:top w:val="single" w:color="B7C2D1" w:sz="4"/>
+                    <w:left w:val="single" w:color="B7C2D1" w:sz="4"/>
+                    <w:bottom w:val="single" w:color="B7C2D1" w:sz="4"/>
+                    <w:right w:val="single" w:color="B7C2D1" w:sz="4"/>
+                  </w:tcBorders>
+                  <w:shd w:fill="FFFFFF" w:color="auto" w:val="clear"/>
+                  <w:tcMar>
+                    <w:top w:type="dxa" w:w="80"/>
+                    <w:left w:type="dxa" w:w="120"/>
+                    <w:bottom w:type="dxa" w:w="80"/>
+                    <w:right w:type="dxa" w:w="120"/>
+                  </w:tcMar>
+                  <w:vAlign w:val="center"/>
+                </w:tcPr>
+                <w:p>
+                  <w:pPr>
+                    <w:spacing w:after="0" w:before="0"/>
+                  </w:pPr>
+                  <w:r>
+                    <w:rPr>
+                      <w:rFonts w:ascii="Arial" w:cs="Arial" w:eastAsia="Arial" w:hAnsi="Arial"/>
+                      <w:b w:val="false"/>
+                      <w:bCs w:val="false"/>
+                      <w:sz w:val="21"/>
+                      <w:szCs w:val="21"/>
+                    </w:rPr>
+                    <w:t xml:space="preserve">3</w:t>
+                  </w:r>
+                </w:p>
+              </w:tc>
+              <w:tc>
+                <w:tcPr>
+                  <w:tcW w:type="dxa" w:w="3342"/>
+                  <w:tcBorders>
+                    <w:top w:val="single" w:color="B7C2D1" w:sz="4"/>
+                    <w:left w:val="single" w:color="B7C2D1" w:sz="4"/>
+                    <w:bottom w:val="single" w:color="B7C2D1" w:sz="4"/>
+                    <w:right w:val="single" w:color="B7C2D1" w:sz="4"/>
+                  </w:tcBorders>
+                  <w:shd w:fill="FFFFFF" w:color="auto" w:val="clear"/>
+                  <w:tcMar>
+                    <w:top w:type="dxa" w:w="80"/>
+                    <w:left w:type="dxa" w:w="120"/>
+                    <w:bottom w:type="dxa" w:w="80"/>
+                    <w:right w:type="dxa" w:w="120"/>
+                  </w:tcMar>
+                  <w:vAlign w:val="center"/>
+                </w:tcPr>
+                <w:p>
+                  <w:pPr>
+                    <w:spacing w:after="0" w:before="0"/>
+                  </w:pPr>
+                  <w:r>
+                    <w:rPr>
+                      <w:rFonts w:ascii="Arial" w:cs="Arial" w:eastAsia="Arial" w:hAnsi="Arial"/>
+                      <w:b w:val="false"/>
+                      <w:bCs w:val="false"/>
+                      <w:sz w:val="21"/>
+                      <w:szCs w:val="21"/>
+                    </w:rPr>
+                    <w:t xml:space="preserve"/>
+                  </w:r>
+                </w:p>
+              </w:tc>
+            </w:tr>
+            <w:tr>
+              <w:trPr>
+                <w:cantSplit/>
+                <w:trHeight w:val="360" w:hRule="atLeast"/>
+              </w:trPr>
+              <w:tc>
+                <w:tcPr>
+                  <w:tcW w:type="dxa" w:w="3342"/>
+                  <w:tcBorders>
+                    <w:top w:val="single" w:color="B7C2D1" w:sz="4"/>
+                    <w:left w:val="single" w:color="B7C2D1" w:sz="4"/>
+                    <w:bottom w:val="single" w:color="B7C2D1" w:sz="4"/>
+                    <w:right w:val="single" w:color="B7C2D1" w:sz="4"/>
+                  </w:tcBorders>
+                  <w:shd w:fill="FFFFFF" w:color="auto" w:val="clear"/>
+                  <w:tcMar>
+                    <w:top w:type="dxa" w:w="80"/>
+                    <w:left w:type="dxa" w:w="120"/>
+                    <w:bottom w:type="dxa" w:w="80"/>
+                    <w:right w:type="dxa" w:w="120"/>
+                  </w:tcMar>
+                  <w:vAlign w:val="center"/>
+                </w:tcPr>
+                <w:p>
+                  <w:pPr>
+                    <w:spacing w:after="0" w:before="0"/>
+                  </w:pPr>
+                  <w:r>
+                    <w:rPr>
+                      <w:rFonts w:ascii="Arial" w:cs="Arial" w:eastAsia="Arial" w:hAnsi="Arial"/>
+                      <w:sz w:val="21"/>
+                      <w:szCs w:val="21"/>
+                    </w:rPr>
+                    <w:t xml:space="preserve">Ask the user for how many numbers there are, then for that many whole numbers, using a for loop. Then, using a while loop, keep asking for one more number at a time until one of them is equal to or greater than the largest number read. Display too small for each number refused, then ok on a line of its own.</w:t>
+                  </w:r>
+                </w:p>
+              </w:tc>
+              <w:tc>
+                <w:tcPr>
+                  <w:tcW w:type="dxa" w:w="3342"/>
+                  <w:tcBorders>
+                    <w:top w:val="single" w:color="B7C2D1" w:sz="4"/>
+                    <w:left w:val="single" w:color="B7C2D1" w:sz="4"/>
+                    <w:bottom w:val="single" w:color="B7C2D1" w:sz="4"/>
+                    <w:right w:val="single" w:color="B7C2D1" w:sz="4"/>
+                  </w:tcBorders>
+                  <w:shd w:fill="FFFFFF" w:color="auto" w:val="clear"/>
+                  <w:tcMar>
+                    <w:top w:type="dxa" w:w="80"/>
+                    <w:left w:type="dxa" w:w="120"/>
+                    <w:bottom w:type="dxa" w:w="80"/>
+                    <w:right w:type="dxa" w:w="120"/>
+                  </w:tcMar>
+                  <w:vAlign w:val="center"/>
+                </w:tcPr>
+                <w:p>
+                  <w:pPr>
+                    <w:spacing w:after="0" w:before="0"/>
+                  </w:pPr>
+                  <w:r>
+                    <w:rPr>
+                      <w:rFonts w:ascii="Arial" w:cs="Arial" w:eastAsia="Arial" w:hAnsi="Arial"/>
+                      <w:b w:val="false"/>
+                      <w:bCs w:val="false"/>
+                      <w:sz w:val="21"/>
+                      <w:szCs w:val="21"/>
+                    </w:rPr>
+                    <w:t xml:space="preserve">4</w:t>
                   </w:r>
                 </w:p>
               </w:tc>
@@ -5505,7 +6141,7 @@
                       <w:sz w:val="21"/>
                       <w:szCs w:val="21"/>
                     </w:rPr>
-                    <w:t xml:space="preserve">The secret number is 37, fixed in your program. Keep asking the user for a guess, displaying higher when the guess is below 37 and lower when it is above, then correct when 37 is guessed.</w:t>
+                    <w:t xml:space="preserve">Ask the user for a whole number that is 0 or more. Add up its digits without turning the number into text, and display [the total of the digits] and nothing else.</w:t>
                   </w:r>
                 </w:p>
               </w:tc>
@@ -5539,7 +6175,7 @@
                       <w:sz w:val="21"/>
                       <w:szCs w:val="21"/>
                     </w:rPr>
-                    <w:t xml:space="preserve">5</w:t>
+                    <w:t xml:space="preserve">3</w:t>
                   </w:r>
                 </w:p>
               </w:tc>
@@ -5611,7 +6247,7 @@
                       <w:sz w:val="21"/>
                       <w:szCs w:val="21"/>
                     </w:rPr>
-                    <w:t xml:space="preserve">Ask the user for whole numbers of minutes until they type the word close. Display [how many swims], then [total minutes], then [longest swim], one on each line, or just no swimmers when close is the very first line.</w:t>
+                    <w:t xml:space="preserve">The whole number 37 is fixed in your program. Keep asking the user for a whole number until they type 37. Display higher when the number typed is below 37, lower when it is above, and correct when it is 37.</w:t>
                   </w:r>
                 </w:p>
               </w:tc>
@@ -5645,7 +6281,113 @@
                       <w:sz w:val="21"/>
                       <w:szCs w:val="21"/>
                     </w:rPr>
-                    <w:t xml:space="preserve">6</w:t>
+                    <w:t xml:space="preserve">4</w:t>
+                  </w:r>
+                </w:p>
+              </w:tc>
+              <w:tc>
+                <w:tcPr>
+                  <w:tcW w:type="dxa" w:w="3342"/>
+                  <w:tcBorders>
+                    <w:top w:val="single" w:color="B7C2D1" w:sz="4"/>
+                    <w:left w:val="single" w:color="B7C2D1" w:sz="4"/>
+                    <w:bottom w:val="single" w:color="B7C2D1" w:sz="4"/>
+                    <w:right w:val="single" w:color="B7C2D1" w:sz="4"/>
+                  </w:tcBorders>
+                  <w:shd w:fill="FFFFFF" w:color="auto" w:val="clear"/>
+                  <w:tcMar>
+                    <w:top w:type="dxa" w:w="80"/>
+                    <w:left w:type="dxa" w:w="120"/>
+                    <w:bottom w:type="dxa" w:w="80"/>
+                    <w:right w:type="dxa" w:w="120"/>
+                  </w:tcMar>
+                  <w:vAlign w:val="center"/>
+                </w:tcPr>
+                <w:p>
+                  <w:pPr>
+                    <w:spacing w:after="0" w:before="0"/>
+                  </w:pPr>
+                  <w:r>
+                    <w:rPr>
+                      <w:rFonts w:ascii="Arial" w:cs="Arial" w:eastAsia="Arial" w:hAnsi="Arial"/>
+                      <w:b w:val="false"/>
+                      <w:bCs w:val="false"/>
+                      <w:sz w:val="21"/>
+                      <w:szCs w:val="21"/>
+                    </w:rPr>
+                    <w:t xml:space="preserve"/>
+                  </w:r>
+                </w:p>
+              </w:tc>
+            </w:tr>
+            <w:tr>
+              <w:trPr>
+                <w:cantSplit/>
+                <w:trHeight w:val="360" w:hRule="atLeast"/>
+              </w:trPr>
+              <w:tc>
+                <w:tcPr>
+                  <w:tcW w:type="dxa" w:w="3342"/>
+                  <w:tcBorders>
+                    <w:top w:val="single" w:color="B7C2D1" w:sz="4"/>
+                    <w:left w:val="single" w:color="B7C2D1" w:sz="4"/>
+                    <w:bottom w:val="single" w:color="B7C2D1" w:sz="4"/>
+                    <w:right w:val="single" w:color="B7C2D1" w:sz="4"/>
+                  </w:tcBorders>
+                  <w:shd w:fill="FFFFFF" w:color="auto" w:val="clear"/>
+                  <w:tcMar>
+                    <w:top w:type="dxa" w:w="80"/>
+                    <w:left w:type="dxa" w:w="120"/>
+                    <w:bottom w:type="dxa" w:w="80"/>
+                    <w:right w:type="dxa" w:w="120"/>
+                  </w:tcMar>
+                  <w:vAlign w:val="center"/>
+                </w:tcPr>
+                <w:p>
+                  <w:pPr>
+                    <w:spacing w:after="0" w:before="0"/>
+                  </w:pPr>
+                  <w:r>
+                    <w:rPr>
+                      <w:rFonts w:ascii="Arial" w:cs="Arial" w:eastAsia="Arial" w:hAnsi="Arial"/>
+                      <w:sz w:val="21"/>
+                      <w:szCs w:val="21"/>
+                    </w:rPr>
+                    <w:t xml:space="preserve">Ask the user for whole numbers until they type the word end. Display [how many numbers were typed], then [the total] on the next line, then [the largest] on the next line, or none on a line of its own when end is the very first line.</w:t>
+                  </w:r>
+                </w:p>
+              </w:tc>
+              <w:tc>
+                <w:tcPr>
+                  <w:tcW w:type="dxa" w:w="3342"/>
+                  <w:tcBorders>
+                    <w:top w:val="single" w:color="B7C2D1" w:sz="4"/>
+                    <w:left w:val="single" w:color="B7C2D1" w:sz="4"/>
+                    <w:bottom w:val="single" w:color="B7C2D1" w:sz="4"/>
+                    <w:right w:val="single" w:color="B7C2D1" w:sz="4"/>
+                  </w:tcBorders>
+                  <w:shd w:fill="FFFFFF" w:color="auto" w:val="clear"/>
+                  <w:tcMar>
+                    <w:top w:type="dxa" w:w="80"/>
+                    <w:left w:type="dxa" w:w="120"/>
+                    <w:bottom w:type="dxa" w:w="80"/>
+                    <w:right w:type="dxa" w:w="120"/>
+                  </w:tcMar>
+                  <w:vAlign w:val="center"/>
+                </w:tcPr>
+                <w:p>
+                  <w:pPr>
+                    <w:spacing w:after="0" w:before="0"/>
+                  </w:pPr>
+                  <w:r>
+                    <w:rPr>
+                      <w:rFonts w:ascii="Arial" w:cs="Arial" w:eastAsia="Arial" w:hAnsi="Arial"/>
+                      <w:b w:val="false"/>
+                      <w:bCs w:val="false"/>
+                      <w:sz w:val="21"/>
+                      <w:szCs w:val="21"/>
+                    </w:rPr>
+                    <w:t xml:space="preserve">4</w:t>
                   </w:r>
                 </w:p>
               </w:tc>
@@ -6690,7 +7432,7 @@
                 <w:sz w:val="32"/>
                 <w:szCs w:val="32"/>
               </w:rPr>
-              <w:t xml:space="preserve">______ / 50</w:t>
+              <w:t xml:space="preserve">______ / 59</w:t>
             </w:r>
           </w:p>
         </w:tc>
